--- a/public/template1.docx
+++ b/public/template1.docx
@@ -1756,7 +1756,7 @@
           </w:tblCellMar>
         </w:tblPrEx>
         <w:trPr>
-          <w:trHeight w:val="5433" w:hRule="exact"/>
+          <w:trHeight w:val="5173" w:hRule="exact"/>
         </w:trPr>
         <w:tc>
           <w:tcPr>
@@ -1796,8 +1796,6 @@
                 <w:lang w:val="en-US" w:eastAsia="zh-CN"/>
               </w:rPr>
             </w:pPr>
-            <w:bookmarkStart w:id="0" w:name="_GoBack"/>
-            <w:bookmarkEnd w:id="0"/>
           </w:p>
         </w:tc>
         <w:tc>
@@ -2078,7 +2076,7 @@
     <w:lsdException w:unhideWhenUsed="0" w:uiPriority="0" w:semiHidden="0" w:name="HTML Sample"/>
     <w:lsdException w:unhideWhenUsed="0" w:uiPriority="0" w:semiHidden="0" w:name="HTML Typewriter"/>
     <w:lsdException w:unhideWhenUsed="0" w:uiPriority="0" w:semiHidden="0" w:name="HTML Variable"/>
-    <w:lsdException w:unhideWhenUsed="0" w:uiPriority="0" w:name="Normal Table"/>
+    <w:lsdException w:qFormat="1" w:unhideWhenUsed="0" w:uiPriority="0" w:name="Normal Table"/>
     <w:lsdException w:unhideWhenUsed="0" w:uiPriority="0" w:semiHidden="0" w:name="annotation subject"/>
     <w:lsdException w:unhideWhenUsed="0" w:uiPriority="0" w:semiHidden="0" w:name="Table Simple 1"/>
     <w:lsdException w:unhideWhenUsed="0" w:uiPriority="0" w:semiHidden="0" w:name="Table Simple 2"/>
@@ -2247,6 +2245,7 @@
   <w:style w:type="table" w:default="1" w:styleId="2">
     <w:name w:val="Normal Table"/>
     <w:semiHidden/>
+    <w:qFormat/>
     <w:uiPriority w:val="0"/>
     <w:tblPr>
       <w:tblCellMar>
